--- a/03. Công văn mời chuyên gia - MẪU/Công văn mời chuyên gia.docx
+++ b/03. Công văn mời chuyên gia - MẪU/Công văn mời chuyên gia.docx
@@ -299,7 +299,7 @@
                 <w:sz w:val="24"/>
                 <w:szCs w:val="24"/>
               </w:rPr>
-              <w:t xml:space="preserve">Số: </w:t>
+              <w:t>Số: …   /CV-YHUD/{{NAM}}</w:t>
             </w:r>
             <w:r>
               <w:rPr>
@@ -307,7 +307,6 @@
                 <w:sz w:val="24"/>
                 <w:szCs w:val="24"/>
               </w:rPr>
-              <w:t>…</w:t>
             </w:r>
             <w:r>
               <w:rPr>
@@ -315,7 +314,6 @@
                 <w:sz w:val="24"/>
                 <w:szCs w:val="24"/>
               </w:rPr>
-              <w:t xml:space="preserve">   </w:t>
             </w:r>
             <w:r>
               <w:rPr>
@@ -323,7 +321,6 @@
                 <w:sz w:val="24"/>
                 <w:szCs w:val="24"/>
               </w:rPr>
-              <w:t>/CV-YHUD</w:t>
             </w:r>
             <w:r>
               <w:rPr>
@@ -331,7 +328,6 @@
                 <w:sz w:val="24"/>
                 <w:szCs w:val="24"/>
               </w:rPr>
-              <w:t>/</w:t>
             </w:r>
             <w:r>
               <w:rPr>
@@ -339,7 +335,6 @@
                 <w:sz w:val="24"/>
                 <w:szCs w:val="24"/>
               </w:rPr>
-              <w:t>2024</w:t>
             </w:r>
           </w:p>
           <w:p>
@@ -428,7 +423,7 @@
                 <w:sz w:val="24"/>
                 <w:szCs w:val="24"/>
               </w:rPr>
-              <w:t xml:space="preserve">Hà Nội, ngày </w:t>
+              <w:t>Hà Nội, ngày    tháng      năm {{NAM}}</w:t>
             </w:r>
             <w:r>
               <w:rPr>
@@ -437,7 +432,6 @@
                 <w:sz w:val="24"/>
                 <w:szCs w:val="24"/>
               </w:rPr>
-              <w:t xml:space="preserve">  </w:t>
             </w:r>
             <w:r>
               <w:rPr>
@@ -446,7 +440,6 @@
                 <w:sz w:val="24"/>
                 <w:szCs w:val="24"/>
               </w:rPr>
-              <w:t xml:space="preserve"> tháng </w:t>
             </w:r>
             <w:r>
               <w:rPr>
@@ -455,7 +448,6 @@
                 <w:sz w:val="24"/>
                 <w:szCs w:val="24"/>
               </w:rPr>
-              <w:t xml:space="preserve">   </w:t>
             </w:r>
             <w:r>
               <w:rPr>
@@ -464,7 +456,6 @@
                 <w:sz w:val="24"/>
                 <w:szCs w:val="24"/>
               </w:rPr>
-              <w:t xml:space="preserve">  năm </w:t>
             </w:r>
             <w:r>
               <w:rPr>
@@ -473,7 +464,6 @@
                 <w:sz w:val="24"/>
                 <w:szCs w:val="24"/>
               </w:rPr>
-              <w:t>2024</w:t>
             </w:r>
           </w:p>
           <w:p>
@@ -689,7 +679,7 @@
           <w:highlight w:val="yellow"/>
           <w:lang w:val="vi-VN"/>
         </w:rPr>
-        <w:t xml:space="preserve">Suy dinh dưỡng ở trẻ em dưới 5 tuổi </w:t>
+        <w:t xml:space="preserve">Suy dinh dưỡng ở trẻ em dưới 5 tuổi – đặc biệt là suy dinh dưỡng thấp còi vẫn là một vấn đề sức khỏe cộng đồng. Một trong những giải pháp làm giảm tình trạng suy dinh dưỡng ở trẻ dưới 5 tuổi là sử dụng các sản phẩm bổ sung dinh dưỡng trong hệ thống trường mầm non. Nhằm đánh giá tình trạng suy dinh dưỡng ở trẻ dưới 5 tuổi và hiệu quả của sản phẩm bổ sung dinh dưỡng LOF KUN COLOSTRUM, Viện Y học ứng dụng Việt Nam tiến hành triển khai nghiên cứu “{{TEN_DE_TAI}}”. </w:t>
       </w:r>
       <w:r>
         <w:rPr>
@@ -699,7 +689,6 @@
           <w:highlight w:val="yellow"/>
           <w:lang w:val="vi-VN"/>
         </w:rPr>
-        <w:t xml:space="preserve">– đặc biệt là suy dinh dưỡng thấp còi vẫn là một vấn đề sức khỏe cộng </w:t>
       </w:r>
       <w:r>
         <w:rPr>
@@ -709,7 +698,6 @@
           <w:highlight w:val="yellow"/>
           <w:lang w:val="vi-VN"/>
         </w:rPr>
-        <w:t>đồng.</w:t>
       </w:r>
       <w:r>
         <w:rPr>
@@ -719,7 +707,6 @@
           <w:highlight w:val="yellow"/>
           <w:lang w:val="vi-VN"/>
         </w:rPr>
-        <w:t xml:space="preserve"> </w:t>
       </w:r>
       <w:r>
         <w:rPr>
@@ -729,7 +716,6 @@
           <w:highlight w:val="yellow"/>
           <w:lang w:val="vi-VN"/>
         </w:rPr>
-        <w:t>M</w:t>
       </w:r>
       <w:r>
         <w:rPr>
@@ -739,7 +725,6 @@
           <w:highlight w:val="yellow"/>
           <w:lang w:val="vi-VN"/>
         </w:rPr>
-        <w:t xml:space="preserve">ột trong những </w:t>
       </w:r>
       <w:r>
         <w:rPr>
@@ -749,7 +734,6 @@
           <w:highlight w:val="yellow"/>
           <w:lang w:val="vi-VN"/>
         </w:rPr>
-        <w:t xml:space="preserve">giải pháp làm giảm tình trạng suy dinh dưỡng </w:t>
       </w:r>
       <w:r>
         <w:rPr>
@@ -759,7 +743,6 @@
           <w:highlight w:val="yellow"/>
           <w:lang w:val="vi-VN"/>
         </w:rPr>
-        <w:t xml:space="preserve">ở trẻ dưới 5 tuổi </w:t>
       </w:r>
       <w:r>
         <w:rPr>
@@ -769,7 +752,6 @@
           <w:highlight w:val="yellow"/>
           <w:lang w:val="vi-VN"/>
         </w:rPr>
-        <w:t xml:space="preserve">là sử dụng các sản phẩm bổ sung dinh dưỡng trong hệ thống trường mầm </w:t>
       </w:r>
       <w:r>
         <w:rPr>
@@ -779,7 +761,6 @@
           <w:highlight w:val="yellow"/>
           <w:lang w:val="vi-VN"/>
         </w:rPr>
-        <w:t xml:space="preserve">non. </w:t>
       </w:r>
       <w:r>
         <w:rPr>
@@ -789,7 +770,6 @@
           <w:highlight w:val="yellow"/>
           <w:lang w:val="vi-VN"/>
         </w:rPr>
-        <w:t xml:space="preserve">Nhằm đánh giá tình trạng </w:t>
       </w:r>
       <w:r>
         <w:rPr>
@@ -799,7 +779,6 @@
           <w:highlight w:val="yellow"/>
           <w:lang w:val="vi-VN"/>
         </w:rPr>
-        <w:t xml:space="preserve">suy dinh dưỡng </w:t>
       </w:r>
       <w:r>
         <w:rPr>
@@ -809,97 +788,86 @@
           <w:highlight w:val="yellow"/>
           <w:lang w:val="vi-VN"/>
         </w:rPr>
-        <w:t>ở trẻ dưới 5 tuổi</w:t>
-      </w:r>
-      <w:r>
-        <w:rPr>
-          <w:rFonts w:ascii="Times New Roman" w:hAnsi="Times New Roman"/>
-          <w:sz w:val="26"/>
-          <w:szCs w:val="26"/>
-          <w:lang w:val="vi-VN"/>
-        </w:rPr>
-        <w:t xml:space="preserve"> </w:t>
-      </w:r>
-      <w:r>
-        <w:rPr>
-          <w:rFonts w:ascii="Times New Roman" w:hAnsi="Times New Roman"/>
-          <w:sz w:val="26"/>
-          <w:szCs w:val="26"/>
-          <w:lang w:val="vi-VN"/>
-        </w:rPr>
-        <w:t xml:space="preserve">và hiệu quả của sản phẩm bổ sung dinh dưỡng </w:t>
-      </w:r>
-      <w:r>
-        <w:rPr>
-          <w:rFonts w:ascii="Times New Roman" w:hAnsi="Times New Roman"/>
-          <w:sz w:val="26"/>
-          <w:szCs w:val="26"/>
-          <w:lang w:val="vi-VN"/>
-        </w:rPr>
-        <w:t xml:space="preserve">LOF KUN </w:t>
-      </w:r>
-      <w:r>
-        <w:rPr>
-          <w:rFonts w:ascii="Times New Roman" w:hAnsi="Times New Roman"/>
-          <w:sz w:val="26"/>
-          <w:szCs w:val="26"/>
-          <w:lang w:val="vi-VN"/>
-        </w:rPr>
-        <w:t>COLOSTRUM</w:t>
-      </w:r>
-      <w:r>
-        <w:rPr>
-          <w:rFonts w:ascii="Times New Roman" w:hAnsi="Times New Roman"/>
-          <w:sz w:val="26"/>
-          <w:szCs w:val="26"/>
-          <w:lang w:val="vi-VN"/>
-        </w:rPr>
-        <w:t>,</w:t>
-      </w:r>
-      <w:r>
-        <w:rPr>
-          <w:rFonts w:ascii="Times New Roman" w:hAnsi="Times New Roman"/>
-          <w:sz w:val="26"/>
-          <w:szCs w:val="26"/>
-          <w:lang w:val="vi-VN"/>
-        </w:rPr>
-        <w:t xml:space="preserve"> </w:t>
-      </w:r>
-      <w:r>
-        <w:rPr>
-          <w:rFonts w:ascii="Times New Roman" w:hAnsi="Times New Roman"/>
-          <w:sz w:val="26"/>
-          <w:szCs w:val="26"/>
-          <w:lang w:val="vi-VN"/>
-        </w:rPr>
-        <w:t xml:space="preserve">Viện Y học ứng dụng Việt Nam </w:t>
-      </w:r>
-      <w:r>
-        <w:rPr>
-          <w:rFonts w:ascii="Times New Roman" w:hAnsi="Times New Roman"/>
-          <w:sz w:val="26"/>
-          <w:szCs w:val="26"/>
-          <w:lang w:val="vi-VN"/>
-        </w:rPr>
-        <w:t xml:space="preserve">tiến hành </w:t>
-      </w:r>
-      <w:r>
-        <w:rPr>
-          <w:rFonts w:ascii="Times New Roman" w:hAnsi="Times New Roman"/>
-          <w:sz w:val="26"/>
-          <w:szCs w:val="26"/>
-          <w:lang w:val="vi-VN"/>
-        </w:rPr>
-        <w:t xml:space="preserve">triển khai nghiên </w:t>
-      </w:r>
-      <w:r>
-        <w:rPr>
-          <w:rFonts w:ascii="Times New Roman" w:hAnsi="Times New Roman"/>
-          <w:sz w:val="26"/>
-          <w:szCs w:val="26"/>
-          <w:lang w:val="vi-VN"/>
-        </w:rPr>
-        <w:t xml:space="preserve">cứu </w:t>
+      </w:r>
+      <w:r>
+        <w:rPr>
+          <w:rFonts w:ascii="Times New Roman" w:hAnsi="Times New Roman"/>
+          <w:sz w:val="26"/>
+          <w:szCs w:val="26"/>
+          <w:lang w:val="vi-VN"/>
+        </w:rPr>
+      </w:r>
+      <w:r>
+        <w:rPr>
+          <w:rFonts w:ascii="Times New Roman" w:hAnsi="Times New Roman"/>
+          <w:sz w:val="26"/>
+          <w:szCs w:val="26"/>
+          <w:lang w:val="vi-VN"/>
+        </w:rPr>
+      </w:r>
+      <w:r>
+        <w:rPr>
+          <w:rFonts w:ascii="Times New Roman" w:hAnsi="Times New Roman"/>
+          <w:sz w:val="26"/>
+          <w:szCs w:val="26"/>
+          <w:lang w:val="vi-VN"/>
+        </w:rPr>
+      </w:r>
+      <w:r>
+        <w:rPr>
+          <w:rFonts w:ascii="Times New Roman" w:hAnsi="Times New Roman"/>
+          <w:sz w:val="26"/>
+          <w:szCs w:val="26"/>
+          <w:lang w:val="vi-VN"/>
+        </w:rPr>
+      </w:r>
+      <w:r>
+        <w:rPr>
+          <w:rFonts w:ascii="Times New Roman" w:hAnsi="Times New Roman"/>
+          <w:sz w:val="26"/>
+          <w:szCs w:val="26"/>
+          <w:lang w:val="vi-VN"/>
+        </w:rPr>
+      </w:r>
+      <w:r>
+        <w:rPr>
+          <w:rFonts w:ascii="Times New Roman" w:hAnsi="Times New Roman"/>
+          <w:sz w:val="26"/>
+          <w:szCs w:val="26"/>
+          <w:lang w:val="vi-VN"/>
+        </w:rPr>
+      </w:r>
+      <w:r>
+        <w:rPr>
+          <w:rFonts w:ascii="Times New Roman" w:hAnsi="Times New Roman"/>
+          <w:sz w:val="26"/>
+          <w:szCs w:val="26"/>
+          <w:lang w:val="vi-VN"/>
+        </w:rPr>
+      </w:r>
+      <w:r>
+        <w:rPr>
+          <w:rFonts w:ascii="Times New Roman" w:hAnsi="Times New Roman"/>
+          <w:sz w:val="26"/>
+          <w:szCs w:val="26"/>
+          <w:lang w:val="vi-VN"/>
+        </w:rPr>
+      </w:r>
+      <w:r>
+        <w:rPr>
+          <w:rFonts w:ascii="Times New Roman" w:hAnsi="Times New Roman"/>
+          <w:sz w:val="26"/>
+          <w:szCs w:val="26"/>
+          <w:lang w:val="vi-VN"/>
+        </w:rPr>
+      </w:r>
+      <w:r>
+        <w:rPr>
+          <w:rFonts w:ascii="Times New Roman" w:hAnsi="Times New Roman"/>
+          <w:sz w:val="26"/>
+          <w:szCs w:val="26"/>
+          <w:lang w:val="vi-VN"/>
+        </w:rPr>
       </w:r>
       <w:r>
         <w:rPr>
@@ -910,7 +878,6 @@
           <w:szCs w:val="26"/>
           <w:lang w:val="vi-VN"/>
         </w:rPr>
-        <w:t>“</w:t>
       </w:r>
       <w:r>
         <w:rPr>
@@ -921,7 +888,6 @@
           <w:szCs w:val="26"/>
           <w:lang w:val="vi-VN"/>
         </w:rPr>
-        <w:t>Đánh giá hiệu quả sản phẩm sữa dinh dưỡng pha sẵn KUN DOCTOR COLOSTRUM lên tình trạng dinh dưỡng, miễn dịch, tiêu hóa và giấc ngủ của trẻ từ 24 đến 72 tháng tuổi</w:t>
       </w:r>
       <w:r>
         <w:rPr>
@@ -932,16 +898,14 @@
           <w:szCs w:val="26"/>
           <w:lang w:val="vi-VN"/>
         </w:rPr>
-        <w:t>”</w:t>
-      </w:r>
-      <w:r>
-        <w:rPr>
-          <w:rFonts w:ascii="Times New Roman" w:hAnsi="Times New Roman"/>
-          <w:sz w:val="26"/>
-          <w:szCs w:val="26"/>
-          <w:lang w:val="vi-VN"/>
-        </w:rPr>
-        <w:t xml:space="preserve">. </w:t>
+      </w:r>
+      <w:r>
+        <w:rPr>
+          <w:rFonts w:ascii="Times New Roman" w:hAnsi="Times New Roman"/>
+          <w:sz w:val="26"/>
+          <w:szCs w:val="26"/>
+          <w:lang w:val="vi-VN"/>
+        </w:rPr>
       </w:r>
     </w:p>
     <w:p>
@@ -1045,7 +1009,7 @@
           <w:szCs w:val="26"/>
           <w:lang w:val="vi-VN"/>
         </w:rPr>
-        <w:t>Đơn vị thực hiện đề tài: Viện Y học ứng dụng Việt Nam.</w:t>
+        <w:t>Đơn vị thực hiện đề tài: {{DON_VI_CHU_TRI}}.</w:t>
       </w:r>
     </w:p>
     <w:p>
@@ -1072,7 +1036,7 @@
           <w:szCs w:val="26"/>
           <w:lang w:val="vi-VN"/>
         </w:rPr>
-        <w:t>Chủ nhiệm đề tài: Ts. Bs. Trương Hồng Sơn.</w:t>
+        <w:t>Chủ nhiệm đề tài: {{CHU_NHIEM_HO_TEN}}.</w:t>
       </w:r>
     </w:p>
     <w:p>
@@ -1099,7 +1063,7 @@
           <w:szCs w:val="26"/>
           <w:lang w:val="vi-VN"/>
         </w:rPr>
-        <w:t>Thư ký đề tài: Ths. Lưu Liên Hương.</w:t>
+        <w:t>Thư ký đề tài: {{THU_KY_DE_TAI}}.</w:t>
       </w:r>
     </w:p>
     <w:p>
@@ -1200,70 +1164,63 @@
           <w:szCs w:val="26"/>
           <w:lang w:val="vi-VN"/>
         </w:rPr>
-        <w:t xml:space="preserve">Thời gian: 9 giờ 00 – sáng thứ </w:t>
-      </w:r>
-      <w:r>
-        <w:rPr>
-          <w:rFonts w:ascii="Times New Roman" w:hAnsi="Times New Roman"/>
-          <w:sz w:val="26"/>
-          <w:szCs w:val="26"/>
-          <w:lang w:val="vi-VN"/>
-        </w:rPr>
-        <w:t>7</w:t>
-      </w:r>
-      <w:r>
-        <w:rPr>
-          <w:rFonts w:ascii="Times New Roman" w:hAnsi="Times New Roman"/>
-          <w:sz w:val="26"/>
-          <w:szCs w:val="26"/>
-          <w:lang w:val="vi-VN"/>
-        </w:rPr>
-        <w:t xml:space="preserve"> ngày </w:t>
-      </w:r>
-      <w:r>
-        <w:rPr>
-          <w:rFonts w:ascii="Times New Roman" w:hAnsi="Times New Roman"/>
-          <w:sz w:val="26"/>
-          <w:szCs w:val="26"/>
-          <w:lang w:val="vi-VN"/>
-        </w:rPr>
-        <w:t>07</w:t>
-      </w:r>
-      <w:r>
-        <w:rPr>
-          <w:rFonts w:ascii="Times New Roman" w:hAnsi="Times New Roman"/>
-          <w:sz w:val="26"/>
-          <w:szCs w:val="26"/>
-          <w:lang w:val="vi-VN"/>
-        </w:rPr>
-        <w:t xml:space="preserve"> tháng </w:t>
-      </w:r>
-      <w:r>
-        <w:rPr>
-          <w:rFonts w:ascii="Times New Roman" w:hAnsi="Times New Roman"/>
-          <w:sz w:val="26"/>
-          <w:szCs w:val="26"/>
-          <w:lang w:val="vi-VN"/>
-        </w:rPr>
-        <w:t>12</w:t>
-      </w:r>
-      <w:r>
-        <w:rPr>
-          <w:rFonts w:ascii="Times New Roman" w:hAnsi="Times New Roman"/>
-          <w:sz w:val="26"/>
-          <w:szCs w:val="26"/>
-          <w:lang w:val="vi-VN"/>
-        </w:rPr>
-        <w:t xml:space="preserve"> năm </w:t>
-      </w:r>
-      <w:r>
-        <w:rPr>
-          <w:rFonts w:ascii="Times New Roman" w:hAnsi="Times New Roman"/>
-          <w:sz w:val="26"/>
-          <w:szCs w:val="26"/>
-          <w:lang w:val="vi-VN"/>
-        </w:rPr>
-        <w:t>2024.</w:t>
+        <w:t>Thời gian: 9 giờ 00 – sáng thứ 7 ngày 07 tháng 12 năm {{NAM}}.</w:t>
+      </w:r>
+      <w:r>
+        <w:rPr>
+          <w:rFonts w:ascii="Times New Roman" w:hAnsi="Times New Roman"/>
+          <w:sz w:val="26"/>
+          <w:szCs w:val="26"/>
+          <w:lang w:val="vi-VN"/>
+        </w:rPr>
+      </w:r>
+      <w:r>
+        <w:rPr>
+          <w:rFonts w:ascii="Times New Roman" w:hAnsi="Times New Roman"/>
+          <w:sz w:val="26"/>
+          <w:szCs w:val="26"/>
+          <w:lang w:val="vi-VN"/>
+        </w:rPr>
+      </w:r>
+      <w:r>
+        <w:rPr>
+          <w:rFonts w:ascii="Times New Roman" w:hAnsi="Times New Roman"/>
+          <w:sz w:val="26"/>
+          <w:szCs w:val="26"/>
+          <w:lang w:val="vi-VN"/>
+        </w:rPr>
+      </w:r>
+      <w:r>
+        <w:rPr>
+          <w:rFonts w:ascii="Times New Roman" w:hAnsi="Times New Roman"/>
+          <w:sz w:val="26"/>
+          <w:szCs w:val="26"/>
+          <w:lang w:val="vi-VN"/>
+        </w:rPr>
+      </w:r>
+      <w:r>
+        <w:rPr>
+          <w:rFonts w:ascii="Times New Roman" w:hAnsi="Times New Roman"/>
+          <w:sz w:val="26"/>
+          <w:szCs w:val="26"/>
+          <w:lang w:val="vi-VN"/>
+        </w:rPr>
+      </w:r>
+      <w:r>
+        <w:rPr>
+          <w:rFonts w:ascii="Times New Roman" w:hAnsi="Times New Roman"/>
+          <w:sz w:val="26"/>
+          <w:szCs w:val="26"/>
+          <w:lang w:val="vi-VN"/>
+        </w:rPr>
+      </w:r>
+      <w:r>
+        <w:rPr>
+          <w:rFonts w:ascii="Times New Roman" w:hAnsi="Times New Roman"/>
+          <w:sz w:val="26"/>
+          <w:szCs w:val="26"/>
+          <w:lang w:val="vi-VN"/>
+        </w:rPr>
       </w:r>
     </w:p>
     <w:p>

--- a/03. Công văn mời chuyên gia - MẪU/Công văn mời chuyên gia.docx
+++ b/03. Công văn mời chuyên gia - MẪU/Công văn mời chuyên gia.docx
@@ -930,61 +930,55 @@
           <w:szCs w:val="26"/>
           <w:lang w:val="vi-VN"/>
         </w:rPr>
-        <w:t>N</w:t>
-      </w:r>
-      <w:r>
-        <w:rPr>
-          <w:rFonts w:ascii="Times New Roman" w:hAnsi="Times New Roman"/>
-          <w:sz w:val="26"/>
-          <w:szCs w:val="26"/>
-          <w:lang w:val="vi-VN"/>
-        </w:rPr>
-        <w:t xml:space="preserve">ghiên cứu được triển khai trong </w:t>
-      </w:r>
-      <w:r>
-        <w:rPr>
-          <w:rFonts w:ascii="Times New Roman" w:hAnsi="Times New Roman"/>
-          <w:sz w:val="26"/>
-          <w:szCs w:val="26"/>
-          <w:lang w:val="vi-VN"/>
-        </w:rPr>
-        <w:t>0</w:t>
-      </w:r>
-      <w:r>
-        <w:rPr>
-          <w:rFonts w:ascii="Times New Roman" w:hAnsi="Times New Roman"/>
-          <w:sz w:val="26"/>
-          <w:szCs w:val="26"/>
-          <w:lang w:val="vi-VN"/>
-        </w:rPr>
-        <w:t>6</w:t>
-      </w:r>
-      <w:r>
-        <w:rPr>
-          <w:rFonts w:ascii="Times New Roman" w:hAnsi="Times New Roman"/>
-          <w:sz w:val="26"/>
-          <w:szCs w:val="26"/>
-          <w:lang w:val="vi-VN"/>
-        </w:rPr>
-        <w:t xml:space="preserve"> </w:t>
-      </w:r>
-      <w:r>
-        <w:rPr>
-          <w:rFonts w:ascii="Times New Roman" w:hAnsi="Times New Roman"/>
-          <w:sz w:val="26"/>
-          <w:szCs w:val="26"/>
-          <w:lang w:val="vi-VN"/>
-        </w:rPr>
-        <w:t xml:space="preserve">tháng, trong đó thời gian can thiệp </w:t>
-      </w:r>
-      <w:r>
-        <w:rPr>
-          <w:rFonts w:ascii="Times New Roman" w:hAnsi="Times New Roman"/>
-          <w:sz w:val="26"/>
-          <w:szCs w:val="26"/>
-          <w:lang w:val="vi-VN"/>
-        </w:rPr>
-        <w:t xml:space="preserve">là 04 tháng. </w:t>
+        <w:t xml:space="preserve">Thời gian thực hiện dự kiến: {{THOI_GIAN_BAT_DAU}} đến {{THOI_GIAN_KET_THUC}}. </w:t>
+      </w:r>
+      <w:r>
+        <w:rPr>
+          <w:rFonts w:ascii="Times New Roman" w:hAnsi="Times New Roman"/>
+          <w:sz w:val="26"/>
+          <w:szCs w:val="26"/>
+          <w:lang w:val="vi-VN"/>
+        </w:rPr>
+      </w:r>
+      <w:r>
+        <w:rPr>
+          <w:rFonts w:ascii="Times New Roman" w:hAnsi="Times New Roman"/>
+          <w:sz w:val="26"/>
+          <w:szCs w:val="26"/>
+          <w:lang w:val="vi-VN"/>
+        </w:rPr>
+      </w:r>
+      <w:r>
+        <w:rPr>
+          <w:rFonts w:ascii="Times New Roman" w:hAnsi="Times New Roman"/>
+          <w:sz w:val="26"/>
+          <w:szCs w:val="26"/>
+          <w:lang w:val="vi-VN"/>
+        </w:rPr>
+      </w:r>
+      <w:r>
+        <w:rPr>
+          <w:rFonts w:ascii="Times New Roman" w:hAnsi="Times New Roman"/>
+          <w:sz w:val="26"/>
+          <w:szCs w:val="26"/>
+          <w:lang w:val="vi-VN"/>
+        </w:rPr>
+      </w:r>
+      <w:r>
+        <w:rPr>
+          <w:rFonts w:ascii="Times New Roman" w:hAnsi="Times New Roman"/>
+          <w:sz w:val="26"/>
+          <w:szCs w:val="26"/>
+          <w:lang w:val="vi-VN"/>
+        </w:rPr>
+      </w:r>
+      <w:r>
+        <w:rPr>
+          <w:rFonts w:ascii="Times New Roman" w:hAnsi="Times New Roman"/>
+          <w:sz w:val="26"/>
+          <w:szCs w:val="26"/>
+          <w:lang w:val="vi-VN"/>
+        </w:rPr>
       </w:r>
     </w:p>
     <w:p>
@@ -1164,7 +1158,7 @@
           <w:szCs w:val="26"/>
           <w:lang w:val="vi-VN"/>
         </w:rPr>
-        <w:t>Thời gian: 9 giờ 00 – sáng thứ 7 ngày 07 tháng 12 năm {{NAM}}.</w:t>
+        <w:t>Thời gian: …… giờ ……, ngày …… tháng …… năm {{NAM}}.</w:t>
       </w:r>
       <w:r>
         <w:rPr>

--- a/03. Công văn mời chuyên gia - MẪU/Công văn mời chuyên gia.docx
+++ b/03. Công văn mời chuyên gia - MẪU/Công văn mời chuyên gia.docx
@@ -1,6 +1,6 @@
 
 <file path=word/document.xml><?xml version="1.0" encoding="utf-8"?>
-<w:document xmlns:wpc="http://schemas.microsoft.com/office/word/2010/wordprocessingCanvas" xmlns:cx="http://schemas.microsoft.com/office/drawing/2014/chartex" xmlns:cx1="http://schemas.microsoft.com/office/drawing/2015/9/8/chartex" xmlns:cx2="http://schemas.microsoft.com/office/drawing/2015/10/21/chartex" xmlns:cx3="http://schemas.microsoft.com/office/drawing/2016/5/9/chartex" xmlns:cx4="http://schemas.microsoft.com/office/drawing/2016/5/10/chartex" xmlns:cx5="http://schemas.microsoft.com/office/drawing/2016/5/11/chartex" xmlns:cx6="http://schemas.microsoft.com/office/drawing/2016/5/12/chartex" xmlns:cx7="http://schemas.microsoft.com/office/drawing/2016/5/13/chartex" xmlns:cx8="http://schemas.microsoft.com/office/drawing/2016/5/14/chartex" xmlns:mc="http://schemas.openxmlformats.org/markup-compatibility/2006" xmlns:aink="http://schemas.microsoft.com/office/drawing/2016/ink" xmlns:am3d="http://schemas.microsoft.com/office/drawing/2017/model3d" xmlns:o="urn:schemas-microsoft-com:office:office" xmlns:oel="http://schemas.microsoft.com/office/2019/extlst" xmlns:r="http://schemas.openxmlformats.org/officeDocument/2006/relationships" xmlns:m="http://schemas.openxmlformats.org/officeDocument/2006/math" xmlns:v="urn:schemas-microsoft-com:vml" xmlns:wp14="http://schemas.microsoft.com/office/word/2010/wordprocessingDrawing" xmlns:wp="http://schemas.openxmlformats.org/drawingml/2006/wordprocessingDrawing" xmlns:w10="urn:schemas-microsoft-com:office:word" xmlns:w="http://schemas.openxmlformats.org/wordprocessingml/2006/main" xmlns:w14="http://schemas.microsoft.com/office/word/2010/wordml" xmlns:w15="http://schemas.microsoft.com/office/word/2012/wordml" xmlns:w16cei="http://schemas.microsoft.com/office/word/2026/wordml/cei" xmlns:w16cex="http://schemas.microsoft.com/office/word/2018/wordml/cex" xmlns:w16cid="http://schemas.microsoft.com/office/word/2016/wordml/cid" xmlns:w16="http://schemas.microsoft.com/office/word/2018/wordml" xmlns:w16du="http://schemas.microsoft.com/office/word/2023/wordml/word16du" xmlns:w16sdtdh="http://schemas.microsoft.com/office/word/2020/wordml/sdtdatahash" xmlns:w16sdtfl="http://schemas.microsoft.com/office/word/2024/wordml/sdtformatlock" xmlns:w16se="http://schemas.microsoft.com/office/word/2015/wordml/symex" xmlns:wpg="http://schemas.microsoft.com/office/word/2010/wordprocessingGroup" xmlns:wpi="http://schemas.microsoft.com/office/word/2010/wordprocessingInk" xmlns:wne="http://schemas.microsoft.com/office/word/2006/wordml" xmlns:wps="http://schemas.microsoft.com/office/word/2010/wordprocessingShape" mc:Ignorable="w14 w15 w16se w16cid w16 w16cex w16sdtdh w16sdtfl w16du wp14">
+<w:document xmlns:wpc="http://schemas.microsoft.com/office/word/2010/wordprocessingCanvas" xmlns:cx="http://schemas.microsoft.com/office/drawing/2014/chartex" xmlns:cx1="http://schemas.microsoft.com/office/drawing/2015/9/8/chartex" xmlns:cx2="http://schemas.microsoft.com/office/drawing/2015/10/21/chartex" xmlns:cx3="http://schemas.microsoft.com/office/drawing/2016/5/9/chartex" xmlns:cx4="http://schemas.microsoft.com/office/drawing/2016/5/10/chartex" xmlns:cx5="http://schemas.microsoft.com/office/drawing/2016/5/11/chartex" xmlns:cx6="http://schemas.microsoft.com/office/drawing/2016/5/12/chartex" xmlns:cx7="http://schemas.microsoft.com/office/drawing/2016/5/13/chartex" xmlns:cx8="http://schemas.microsoft.com/office/drawing/2016/5/14/chartex" xmlns:mc="http://schemas.openxmlformats.org/markup-compatibility/2006" xmlns:aink="http://schemas.microsoft.com/office/drawing/2016/ink" xmlns:am3d="http://schemas.microsoft.com/office/drawing/2017/model3d" xmlns:o="urn:schemas-microsoft-com:office:office" xmlns:oel="http://schemas.microsoft.com/office/2019/extlst" xmlns:r="http://schemas.openxmlformats.org/officeDocument/2006/relationships" xmlns:m="http://schemas.openxmlformats.org/officeDocument/2006/math" xmlns:v="urn:schemas-microsoft-com:vml" xmlns:wp14="http://schemas.microsoft.com/office/word/2010/wordprocessingDrawing" xmlns:wp="http://schemas.openxmlformats.org/drawingml/2006/wordprocessingDrawing" xmlns:w10="urn:schemas-microsoft-com:office:word" xmlns:w="http://schemas.openxmlformats.org/wordprocessingml/2006/main" xmlns:w14="http://schemas.microsoft.com/office/word/2010/wordml" xmlns:w15="http://schemas.microsoft.com/office/word/2012/wordml" xmlns:w16cex="http://schemas.microsoft.com/office/word/2018/wordml/cex" xmlns:w16cid="http://schemas.microsoft.com/office/word/2016/wordml/cid" xmlns:w16="http://schemas.microsoft.com/office/word/2018/wordml" xmlns:w16du="http://schemas.microsoft.com/office/word/2023/wordml/word16du" xmlns:w16sdtdh="http://schemas.microsoft.com/office/word/2020/wordml/sdtdatahash" xmlns:w16sdtfl="http://schemas.microsoft.com/office/word/2024/wordml/sdtformatlock" xmlns:w16se="http://schemas.microsoft.com/office/word/2015/wordml/symex" xmlns:wpg="http://schemas.microsoft.com/office/word/2010/wordprocessingGroup" xmlns:wpi="http://schemas.microsoft.com/office/word/2010/wordprocessingInk" xmlns:wne="http://schemas.microsoft.com/office/word/2006/wordml" xmlns:wps="http://schemas.microsoft.com/office/word/2010/wordprocessingShape" mc:Ignorable="w14 w15 w16se w16cid w16 w16cex w16sdtdh w16sdtfl w16du wp14">
   <w:body>
     <w:tbl>
       <w:tblPr>
@@ -299,7 +299,7 @@
                 <w:sz w:val="24"/>
                 <w:szCs w:val="24"/>
               </w:rPr>
-              <w:t>Số: …   /CV-YHUD/{{NAM}}</w:t>
+              <w:t xml:space="preserve">Số: </w:t>
             </w:r>
             <w:r>
               <w:rPr>
@@ -307,6 +307,7 @@
                 <w:sz w:val="24"/>
                 <w:szCs w:val="24"/>
               </w:rPr>
+              <w:t>…</w:t>
             </w:r>
             <w:r>
               <w:rPr>
@@ -314,6 +315,7 @@
                 <w:sz w:val="24"/>
                 <w:szCs w:val="24"/>
               </w:rPr>
+              <w:t xml:space="preserve">   </w:t>
             </w:r>
             <w:r>
               <w:rPr>
@@ -321,6 +323,7 @@
                 <w:sz w:val="24"/>
                 <w:szCs w:val="24"/>
               </w:rPr>
+              <w:t>/CV-YHUD</w:t>
             </w:r>
             <w:r>
               <w:rPr>
@@ -328,6 +331,7 @@
                 <w:sz w:val="24"/>
                 <w:szCs w:val="24"/>
               </w:rPr>
+              <w:t>/</w:t>
             </w:r>
             <w:r>
               <w:rPr>
@@ -335,6 +339,7 @@
                 <w:sz w:val="24"/>
                 <w:szCs w:val="24"/>
               </w:rPr>
+              <w:t>{{NAM}}</w:t>
             </w:r>
           </w:p>
           <w:p>
@@ -423,7 +428,7 @@
                 <w:sz w:val="24"/>
                 <w:szCs w:val="24"/>
               </w:rPr>
-              <w:t>Hà Nội, ngày    tháng      năm {{NAM}}</w:t>
+              <w:t xml:space="preserve">Hà Nội, ngày </w:t>
             </w:r>
             <w:r>
               <w:rPr>
@@ -432,6 +437,7 @@
                 <w:sz w:val="24"/>
                 <w:szCs w:val="24"/>
               </w:rPr>
+              <w:t xml:space="preserve">  </w:t>
             </w:r>
             <w:r>
               <w:rPr>
@@ -440,6 +446,7 @@
                 <w:sz w:val="24"/>
                 <w:szCs w:val="24"/>
               </w:rPr>
+              <w:t xml:space="preserve"> tháng </w:t>
             </w:r>
             <w:r>
               <w:rPr>
@@ -448,6 +455,7 @@
                 <w:sz w:val="24"/>
                 <w:szCs w:val="24"/>
               </w:rPr>
+              <w:t xml:space="preserve">   </w:t>
             </w:r>
             <w:r>
               <w:rPr>
@@ -456,6 +464,7 @@
                 <w:sz w:val="24"/>
                 <w:szCs w:val="24"/>
               </w:rPr>
+              <w:t xml:space="preserve">  năm </w:t>
             </w:r>
             <w:r>
               <w:rPr>
@@ -464,6 +473,7 @@
                 <w:sz w:val="24"/>
                 <w:szCs w:val="24"/>
               </w:rPr>
+              <w:t>{{NAM}}</w:t>
             </w:r>
           </w:p>
           <w:p>
@@ -679,7 +689,7 @@
           <w:highlight w:val="yellow"/>
           <w:lang w:val="vi-VN"/>
         </w:rPr>
-        <w:t xml:space="preserve">Suy dinh dưỡng ở trẻ em dưới 5 tuổi – đặc biệt là suy dinh dưỡng thấp còi vẫn là một vấn đề sức khỏe cộng đồng. Một trong những giải pháp làm giảm tình trạng suy dinh dưỡng ở trẻ dưới 5 tuổi là sử dụng các sản phẩm bổ sung dinh dưỡng trong hệ thống trường mầm non. Nhằm đánh giá tình trạng suy dinh dưỡng ở trẻ dưới 5 tuổi và hiệu quả của sản phẩm bổ sung dinh dưỡng LOF KUN COLOSTRUM, Viện Y học ứng dụng Việt Nam tiến hành triển khai nghiên cứu “{{TEN_DE_TAI}}”. </w:t>
+        <w:t xml:space="preserve">Suy dinh dưỡng ở trẻ em dưới 5 tuổi </w:t>
       </w:r>
       <w:r>
         <w:rPr>
@@ -689,6 +699,7 @@
           <w:highlight w:val="yellow"/>
           <w:lang w:val="vi-VN"/>
         </w:rPr>
+        <w:t xml:space="preserve">– đặc biệt là suy dinh dưỡng thấp còi vẫn là một vấn đề sức khỏe cộng </w:t>
       </w:r>
       <w:r>
         <w:rPr>
@@ -698,6 +709,7 @@
           <w:highlight w:val="yellow"/>
           <w:lang w:val="vi-VN"/>
         </w:rPr>
+        <w:t>đồng.</w:t>
       </w:r>
       <w:r>
         <w:rPr>
@@ -707,6 +719,7 @@
           <w:highlight w:val="yellow"/>
           <w:lang w:val="vi-VN"/>
         </w:rPr>
+        <w:t xml:space="preserve"> </w:t>
       </w:r>
       <w:r>
         <w:rPr>
@@ -716,6 +729,7 @@
           <w:highlight w:val="yellow"/>
           <w:lang w:val="vi-VN"/>
         </w:rPr>
+        <w:t>M</w:t>
       </w:r>
       <w:r>
         <w:rPr>
@@ -725,6 +739,7 @@
           <w:highlight w:val="yellow"/>
           <w:lang w:val="vi-VN"/>
         </w:rPr>
+        <w:t xml:space="preserve">ột trong những </w:t>
       </w:r>
       <w:r>
         <w:rPr>
@@ -734,6 +749,7 @@
           <w:highlight w:val="yellow"/>
           <w:lang w:val="vi-VN"/>
         </w:rPr>
+        <w:t xml:space="preserve">giải pháp làm giảm tình trạng suy dinh dưỡng </w:t>
       </w:r>
       <w:r>
         <w:rPr>
@@ -743,6 +759,7 @@
           <w:highlight w:val="yellow"/>
           <w:lang w:val="vi-VN"/>
         </w:rPr>
+        <w:t xml:space="preserve">ở trẻ dưới 5 tuổi </w:t>
       </w:r>
       <w:r>
         <w:rPr>
@@ -752,6 +769,7 @@
           <w:highlight w:val="yellow"/>
           <w:lang w:val="vi-VN"/>
         </w:rPr>
+        <w:t xml:space="preserve">là sử dụng các sản phẩm bổ sung dinh dưỡng trong hệ thống trường mầm </w:t>
       </w:r>
       <w:r>
         <w:rPr>
@@ -761,6 +779,7 @@
           <w:highlight w:val="yellow"/>
           <w:lang w:val="vi-VN"/>
         </w:rPr>
+        <w:t xml:space="preserve">non. </w:t>
       </w:r>
       <w:r>
         <w:rPr>
@@ -770,6 +789,7 @@
           <w:highlight w:val="yellow"/>
           <w:lang w:val="vi-VN"/>
         </w:rPr>
+        <w:t xml:space="preserve">Nhằm đánh giá tình trạng </w:t>
       </w:r>
       <w:r>
         <w:rPr>
@@ -779,6 +799,7 @@
           <w:highlight w:val="yellow"/>
           <w:lang w:val="vi-VN"/>
         </w:rPr>
+        <w:t xml:space="preserve">suy dinh dưỡng </w:t>
       </w:r>
       <w:r>
         <w:rPr>
@@ -788,86 +809,97 @@
           <w:highlight w:val="yellow"/>
           <w:lang w:val="vi-VN"/>
         </w:rPr>
-      </w:r>
-      <w:r>
-        <w:rPr>
-          <w:rFonts w:ascii="Times New Roman" w:hAnsi="Times New Roman"/>
-          <w:sz w:val="26"/>
-          <w:szCs w:val="26"/>
-          <w:lang w:val="vi-VN"/>
-        </w:rPr>
-      </w:r>
-      <w:r>
-        <w:rPr>
-          <w:rFonts w:ascii="Times New Roman" w:hAnsi="Times New Roman"/>
-          <w:sz w:val="26"/>
-          <w:szCs w:val="26"/>
-          <w:lang w:val="vi-VN"/>
-        </w:rPr>
-      </w:r>
-      <w:r>
-        <w:rPr>
-          <w:rFonts w:ascii="Times New Roman" w:hAnsi="Times New Roman"/>
-          <w:sz w:val="26"/>
-          <w:szCs w:val="26"/>
-          <w:lang w:val="vi-VN"/>
-        </w:rPr>
-      </w:r>
-      <w:r>
-        <w:rPr>
-          <w:rFonts w:ascii="Times New Roman" w:hAnsi="Times New Roman"/>
-          <w:sz w:val="26"/>
-          <w:szCs w:val="26"/>
-          <w:lang w:val="vi-VN"/>
-        </w:rPr>
-      </w:r>
-      <w:r>
-        <w:rPr>
-          <w:rFonts w:ascii="Times New Roman" w:hAnsi="Times New Roman"/>
-          <w:sz w:val="26"/>
-          <w:szCs w:val="26"/>
-          <w:lang w:val="vi-VN"/>
-        </w:rPr>
-      </w:r>
-      <w:r>
-        <w:rPr>
-          <w:rFonts w:ascii="Times New Roman" w:hAnsi="Times New Roman"/>
-          <w:sz w:val="26"/>
-          <w:szCs w:val="26"/>
-          <w:lang w:val="vi-VN"/>
-        </w:rPr>
-      </w:r>
-      <w:r>
-        <w:rPr>
-          <w:rFonts w:ascii="Times New Roman" w:hAnsi="Times New Roman"/>
-          <w:sz w:val="26"/>
-          <w:szCs w:val="26"/>
-          <w:lang w:val="vi-VN"/>
-        </w:rPr>
-      </w:r>
-      <w:r>
-        <w:rPr>
-          <w:rFonts w:ascii="Times New Roman" w:hAnsi="Times New Roman"/>
-          <w:sz w:val="26"/>
-          <w:szCs w:val="26"/>
-          <w:lang w:val="vi-VN"/>
-        </w:rPr>
-      </w:r>
-      <w:r>
-        <w:rPr>
-          <w:rFonts w:ascii="Times New Roman" w:hAnsi="Times New Roman"/>
-          <w:sz w:val="26"/>
-          <w:szCs w:val="26"/>
-          <w:lang w:val="vi-VN"/>
-        </w:rPr>
-      </w:r>
-      <w:r>
-        <w:rPr>
-          <w:rFonts w:ascii="Times New Roman" w:hAnsi="Times New Roman"/>
-          <w:sz w:val="26"/>
-          <w:szCs w:val="26"/>
-          <w:lang w:val="vi-VN"/>
-        </w:rPr>
+        <w:t>ở trẻ dưới 5 tuổi</w:t>
+      </w:r>
+      <w:r>
+        <w:rPr>
+          <w:rFonts w:ascii="Times New Roman" w:hAnsi="Times New Roman"/>
+          <w:sz w:val="26"/>
+          <w:szCs w:val="26"/>
+          <w:lang w:val="vi-VN"/>
+        </w:rPr>
+        <w:t xml:space="preserve"> </w:t>
+      </w:r>
+      <w:r>
+        <w:rPr>
+          <w:rFonts w:ascii="Times New Roman" w:hAnsi="Times New Roman"/>
+          <w:sz w:val="26"/>
+          <w:szCs w:val="26"/>
+          <w:lang w:val="vi-VN"/>
+        </w:rPr>
+        <w:t xml:space="preserve">và hiệu quả của sản phẩm bổ sung dinh dưỡng </w:t>
+      </w:r>
+      <w:r>
+        <w:rPr>
+          <w:rFonts w:ascii="Times New Roman" w:hAnsi="Times New Roman"/>
+          <w:sz w:val="26"/>
+          <w:szCs w:val="26"/>
+          <w:lang w:val="vi-VN"/>
+        </w:rPr>
+        <w:t xml:space="preserve">LOF KUN </w:t>
+      </w:r>
+      <w:r>
+        <w:rPr>
+          <w:rFonts w:ascii="Times New Roman" w:hAnsi="Times New Roman"/>
+          <w:sz w:val="26"/>
+          <w:szCs w:val="26"/>
+          <w:lang w:val="vi-VN"/>
+        </w:rPr>
+        <w:t>COLOSTRUM</w:t>
+      </w:r>
+      <w:r>
+        <w:rPr>
+          <w:rFonts w:ascii="Times New Roman" w:hAnsi="Times New Roman"/>
+          <w:sz w:val="26"/>
+          <w:szCs w:val="26"/>
+          <w:lang w:val="vi-VN"/>
+        </w:rPr>
+        <w:t>,</w:t>
+      </w:r>
+      <w:r>
+        <w:rPr>
+          <w:rFonts w:ascii="Times New Roman" w:hAnsi="Times New Roman"/>
+          <w:sz w:val="26"/>
+          <w:szCs w:val="26"/>
+          <w:lang w:val="vi-VN"/>
+        </w:rPr>
+        <w:t xml:space="preserve"> </w:t>
+      </w:r>
+      <w:r>
+        <w:rPr>
+          <w:rFonts w:ascii="Times New Roman" w:hAnsi="Times New Roman"/>
+          <w:sz w:val="26"/>
+          <w:szCs w:val="26"/>
+          <w:lang w:val="vi-VN"/>
+        </w:rPr>
+        <w:t xml:space="preserve">Viện Y học ứng dụng Việt Nam </w:t>
+      </w:r>
+      <w:r>
+        <w:rPr>
+          <w:rFonts w:ascii="Times New Roman" w:hAnsi="Times New Roman"/>
+          <w:sz w:val="26"/>
+          <w:szCs w:val="26"/>
+          <w:lang w:val="vi-VN"/>
+        </w:rPr>
+        <w:t xml:space="preserve">tiến hành </w:t>
+      </w:r>
+      <w:r>
+        <w:rPr>
+          <w:rFonts w:ascii="Times New Roman" w:hAnsi="Times New Roman"/>
+          <w:sz w:val="26"/>
+          <w:szCs w:val="26"/>
+          <w:lang w:val="vi-VN"/>
+        </w:rPr>
+        <w:t xml:space="preserve">triển khai nghiên </w:t>
+      </w:r>
+      <w:r>
+        <w:rPr>
+          <w:rFonts w:ascii="Times New Roman" w:hAnsi="Times New Roman"/>
+          <w:sz w:val="26"/>
+          <w:szCs w:val="26"/>
+          <w:lang w:val="vi-VN"/>
+        </w:rPr>
+        <w:t xml:space="preserve">cứu </w:t>
       </w:r>
       <w:r>
         <w:rPr>
@@ -878,6 +910,7 @@
           <w:szCs w:val="26"/>
           <w:lang w:val="vi-VN"/>
         </w:rPr>
+        <w:t>“</w:t>
       </w:r>
       <w:r>
         <w:rPr>
@@ -888,6 +921,7 @@
           <w:szCs w:val="26"/>
           <w:lang w:val="vi-VN"/>
         </w:rPr>
+        <w:t>{{TEN_DE_TAI}}</w:t>
       </w:r>
       <w:r>
         <w:rPr>
@@ -898,14 +932,16 @@
           <w:szCs w:val="26"/>
           <w:lang w:val="vi-VN"/>
         </w:rPr>
-      </w:r>
-      <w:r>
-        <w:rPr>
-          <w:rFonts w:ascii="Times New Roman" w:hAnsi="Times New Roman"/>
-          <w:sz w:val="26"/>
-          <w:szCs w:val="26"/>
-          <w:lang w:val="vi-VN"/>
-        </w:rPr>
+        <w:t>”</w:t>
+      </w:r>
+      <w:r>
+        <w:rPr>
+          <w:rFonts w:ascii="Times New Roman" w:hAnsi="Times New Roman"/>
+          <w:sz w:val="26"/>
+          <w:szCs w:val="26"/>
+          <w:lang w:val="vi-VN"/>
+        </w:rPr>
+        <w:t xml:space="preserve">. </w:t>
       </w:r>
     </w:p>
     <w:p>
@@ -930,55 +966,16 @@
           <w:szCs w:val="26"/>
           <w:lang w:val="vi-VN"/>
         </w:rPr>
-        <w:t xml:space="preserve">Thời gian thực hiện dự kiến: {{THOI_GIAN_BAT_DAU}} đến {{THOI_GIAN_KET_THUC}}. </w:t>
-      </w:r>
-      <w:r>
-        <w:rPr>
-          <w:rFonts w:ascii="Times New Roman" w:hAnsi="Times New Roman"/>
-          <w:sz w:val="26"/>
-          <w:szCs w:val="26"/>
-          <w:lang w:val="vi-VN"/>
-        </w:rPr>
-      </w:r>
-      <w:r>
-        <w:rPr>
-          <w:rFonts w:ascii="Times New Roman" w:hAnsi="Times New Roman"/>
-          <w:sz w:val="26"/>
-          <w:szCs w:val="26"/>
-          <w:lang w:val="vi-VN"/>
-        </w:rPr>
-      </w:r>
-      <w:r>
-        <w:rPr>
-          <w:rFonts w:ascii="Times New Roman" w:hAnsi="Times New Roman"/>
-          <w:sz w:val="26"/>
-          <w:szCs w:val="26"/>
-          <w:lang w:val="vi-VN"/>
-        </w:rPr>
-      </w:r>
-      <w:r>
-        <w:rPr>
-          <w:rFonts w:ascii="Times New Roman" w:hAnsi="Times New Roman"/>
-          <w:sz w:val="26"/>
-          <w:szCs w:val="26"/>
-          <w:lang w:val="vi-VN"/>
-        </w:rPr>
-      </w:r>
-      <w:r>
-        <w:rPr>
-          <w:rFonts w:ascii="Times New Roman" w:hAnsi="Times New Roman"/>
-          <w:sz w:val="26"/>
-          <w:szCs w:val="26"/>
-          <w:lang w:val="vi-VN"/>
-        </w:rPr>
-      </w:r>
-      <w:r>
-        <w:rPr>
-          <w:rFonts w:ascii="Times New Roman" w:hAnsi="Times New Roman"/>
-          <w:sz w:val="26"/>
-          <w:szCs w:val="26"/>
-          <w:lang w:val="vi-VN"/>
-        </w:rPr>
+        <w:t>Thời gian thực hiện dự kiến: {{THOI_GIAN_BAT_DAU}} đến {{THOI_GIAN_KET_THUC}}.</w:t>
+      </w:r>
+      <w:r>
+        <w:rPr>
+          <w:rFonts w:ascii="Times New Roman" w:hAnsi="Times New Roman"/>
+          <w:sz w:val="26"/>
+          <w:szCs w:val="26"/>
+          <w:lang w:val="vi-VN"/>
+        </w:rPr>
+        <w:t xml:space="preserve"> </w:t>
       </w:r>
     </w:p>
     <w:p>
@@ -1159,62 +1156,6 @@
           <w:lang w:val="vi-VN"/>
         </w:rPr>
         <w:t>Thời gian: …… giờ ……, ngày …… tháng …… năm {{NAM}}.</w:t>
-      </w:r>
-      <w:r>
-        <w:rPr>
-          <w:rFonts w:ascii="Times New Roman" w:hAnsi="Times New Roman"/>
-          <w:sz w:val="26"/>
-          <w:szCs w:val="26"/>
-          <w:lang w:val="vi-VN"/>
-        </w:rPr>
-      </w:r>
-      <w:r>
-        <w:rPr>
-          <w:rFonts w:ascii="Times New Roman" w:hAnsi="Times New Roman"/>
-          <w:sz w:val="26"/>
-          <w:szCs w:val="26"/>
-          <w:lang w:val="vi-VN"/>
-        </w:rPr>
-      </w:r>
-      <w:r>
-        <w:rPr>
-          <w:rFonts w:ascii="Times New Roman" w:hAnsi="Times New Roman"/>
-          <w:sz w:val="26"/>
-          <w:szCs w:val="26"/>
-          <w:lang w:val="vi-VN"/>
-        </w:rPr>
-      </w:r>
-      <w:r>
-        <w:rPr>
-          <w:rFonts w:ascii="Times New Roman" w:hAnsi="Times New Roman"/>
-          <w:sz w:val="26"/>
-          <w:szCs w:val="26"/>
-          <w:lang w:val="vi-VN"/>
-        </w:rPr>
-      </w:r>
-      <w:r>
-        <w:rPr>
-          <w:rFonts w:ascii="Times New Roman" w:hAnsi="Times New Roman"/>
-          <w:sz w:val="26"/>
-          <w:szCs w:val="26"/>
-          <w:lang w:val="vi-VN"/>
-        </w:rPr>
-      </w:r>
-      <w:r>
-        <w:rPr>
-          <w:rFonts w:ascii="Times New Roman" w:hAnsi="Times New Roman"/>
-          <w:sz w:val="26"/>
-          <w:szCs w:val="26"/>
-          <w:lang w:val="vi-VN"/>
-        </w:rPr>
-      </w:r>
-      <w:r>
-        <w:rPr>
-          <w:rFonts w:ascii="Times New Roman" w:hAnsi="Times New Roman"/>
-          <w:sz w:val="26"/>
-          <w:szCs w:val="26"/>
-          <w:lang w:val="vi-VN"/>
-        </w:rPr>
       </w:r>
     </w:p>
     <w:p>
@@ -1631,7 +1572,7 @@
 </file>
 
 <file path=word/numbering.xml><?xml version="1.0" encoding="utf-8"?>
-<w:numbering xmlns:wpc="http://schemas.microsoft.com/office/word/2010/wordprocessingCanvas" xmlns:cx="http://schemas.microsoft.com/office/drawing/2014/chartex" xmlns:cx1="http://schemas.microsoft.com/office/drawing/2015/9/8/chartex" xmlns:cx2="http://schemas.microsoft.com/office/drawing/2015/10/21/chartex" xmlns:cx3="http://schemas.microsoft.com/office/drawing/2016/5/9/chartex" xmlns:cx4="http://schemas.microsoft.com/office/drawing/2016/5/10/chartex" xmlns:cx5="http://schemas.microsoft.com/office/drawing/2016/5/11/chartex" xmlns:cx6="http://schemas.microsoft.com/office/drawing/2016/5/12/chartex" xmlns:cx7="http://schemas.microsoft.com/office/drawing/2016/5/13/chartex" xmlns:cx8="http://schemas.microsoft.com/office/drawing/2016/5/14/chartex" xmlns:mc="http://schemas.openxmlformats.org/markup-compatibility/2006" xmlns:aink="http://schemas.microsoft.com/office/drawing/2016/ink" xmlns:am3d="http://schemas.microsoft.com/office/drawing/2017/model3d" xmlns:o="urn:schemas-microsoft-com:office:office" xmlns:oel="http://schemas.microsoft.com/office/2019/extlst" xmlns:r="http://schemas.openxmlformats.org/officeDocument/2006/relationships" xmlns:m="http://schemas.openxmlformats.org/officeDocument/2006/math" xmlns:v="urn:schemas-microsoft-com:vml" xmlns:wp14="http://schemas.microsoft.com/office/word/2010/wordprocessingDrawing" xmlns:wp="http://schemas.openxmlformats.org/drawingml/2006/wordprocessingDrawing" xmlns:w10="urn:schemas-microsoft-com:office:word" xmlns:w="http://schemas.openxmlformats.org/wordprocessingml/2006/main" xmlns:w14="http://schemas.microsoft.com/office/word/2010/wordml" xmlns:w15="http://schemas.microsoft.com/office/word/2012/wordml" xmlns:w16cei="http://schemas.microsoft.com/office/word/2026/wordml/cei" xmlns:w16cex="http://schemas.microsoft.com/office/word/2018/wordml/cex" xmlns:w16cid="http://schemas.microsoft.com/office/word/2016/wordml/cid" xmlns:w16="http://schemas.microsoft.com/office/word/2018/wordml" xmlns:w16du="http://schemas.microsoft.com/office/word/2023/wordml/word16du" xmlns:w16sdtdh="http://schemas.microsoft.com/office/word/2020/wordml/sdtdatahash" xmlns:w16sdtfl="http://schemas.microsoft.com/office/word/2024/wordml/sdtformatlock" xmlns:w16se="http://schemas.microsoft.com/office/word/2015/wordml/symex" xmlns:wpg="http://schemas.microsoft.com/office/word/2010/wordprocessingGroup" xmlns:wpi="http://schemas.microsoft.com/office/word/2010/wordprocessingInk" xmlns:wne="http://schemas.microsoft.com/office/word/2006/wordml" xmlns:wps="http://schemas.microsoft.com/office/word/2010/wordprocessingShape" mc:Ignorable="w14 w15 w16se w16cid w16 w16cex w16sdtdh w16sdtfl w16du wp14">
+<w:numbering xmlns:wpc="http://schemas.microsoft.com/office/word/2010/wordprocessingCanvas" xmlns:cx="http://schemas.microsoft.com/office/drawing/2014/chartex" xmlns:cx1="http://schemas.microsoft.com/office/drawing/2015/9/8/chartex" xmlns:cx2="http://schemas.microsoft.com/office/drawing/2015/10/21/chartex" xmlns:cx3="http://schemas.microsoft.com/office/drawing/2016/5/9/chartex" xmlns:cx4="http://schemas.microsoft.com/office/drawing/2016/5/10/chartex" xmlns:cx5="http://schemas.microsoft.com/office/drawing/2016/5/11/chartex" xmlns:cx6="http://schemas.microsoft.com/office/drawing/2016/5/12/chartex" xmlns:cx7="http://schemas.microsoft.com/office/drawing/2016/5/13/chartex" xmlns:cx8="http://schemas.microsoft.com/office/drawing/2016/5/14/chartex" xmlns:mc="http://schemas.openxmlformats.org/markup-compatibility/2006" xmlns:aink="http://schemas.microsoft.com/office/drawing/2016/ink" xmlns:am3d="http://schemas.microsoft.com/office/drawing/2017/model3d" xmlns:o="urn:schemas-microsoft-com:office:office" xmlns:oel="http://schemas.microsoft.com/office/2019/extlst" xmlns:r="http://schemas.openxmlformats.org/officeDocument/2006/relationships" xmlns:m="http://schemas.openxmlformats.org/officeDocument/2006/math" xmlns:v="urn:schemas-microsoft-com:vml" xmlns:wp14="http://schemas.microsoft.com/office/word/2010/wordprocessingDrawing" xmlns:wp="http://schemas.openxmlformats.org/drawingml/2006/wordprocessingDrawing" xmlns:w10="urn:schemas-microsoft-com:office:word" xmlns:w="http://schemas.openxmlformats.org/wordprocessingml/2006/main" xmlns:w14="http://schemas.microsoft.com/office/word/2010/wordml" xmlns:w15="http://schemas.microsoft.com/office/word/2012/wordml" xmlns:w16cex="http://schemas.microsoft.com/office/word/2018/wordml/cex" xmlns:w16cid="http://schemas.microsoft.com/office/word/2016/wordml/cid" xmlns:w16="http://schemas.microsoft.com/office/word/2018/wordml" xmlns:w16du="http://schemas.microsoft.com/office/word/2023/wordml/word16du" xmlns:w16sdtdh="http://schemas.microsoft.com/office/word/2020/wordml/sdtdatahash" xmlns:w16sdtfl="http://schemas.microsoft.com/office/word/2024/wordml/sdtformatlock" xmlns:w16se="http://schemas.microsoft.com/office/word/2015/wordml/symex" xmlns:wpg="http://schemas.microsoft.com/office/word/2010/wordprocessingGroup" xmlns:wpi="http://schemas.microsoft.com/office/word/2010/wordprocessingInk" xmlns:wne="http://schemas.microsoft.com/office/word/2006/wordml" xmlns:wps="http://schemas.microsoft.com/office/word/2010/wordprocessingShape" mc:Ignorable="w14 w15 w16se w16cid w16 w16cex w16sdtdh w16sdtfl w16du wp14">
   <w:abstractNum w:abstractNumId="0" w15:restartNumberingAfterBreak="0">
     <w:nsid w:val="FFFFFF1D"/>
     <w:multiLevelType w:val="multilevel"/>
@@ -3002,15 +2943,6 @@
   </w:num>
   <w:num w:numId="13" w16cid:durableId="393311407">
     <w:abstractNumId w:val="10"/>
-    <w:lvlOverride w:ilvl="0"/>
-    <w:lvlOverride w:ilvl="1"/>
-    <w:lvlOverride w:ilvl="2"/>
-    <w:lvlOverride w:ilvl="3"/>
-    <w:lvlOverride w:ilvl="4"/>
-    <w:lvlOverride w:ilvl="5"/>
-    <w:lvlOverride w:ilvl="6"/>
-    <w:lvlOverride w:ilvl="7"/>
-    <w:lvlOverride w:ilvl="8"/>
   </w:num>
 </w:numbering>
 </file>
@@ -3419,6 +3351,7 @@
   <w:style w:type="character" w:default="1" w:styleId="DefaultParagraphFont">
     <w:name w:val="Default Paragraph Font"/>
     <w:uiPriority w:val="1"/>
+    <w:semiHidden/>
     <w:unhideWhenUsed/>
   </w:style>
   <w:style w:type="table" w:default="1" w:styleId="TableNormal">
@@ -3442,8 +3375,8 @@
     <w:semiHidden/>
     <w:unhideWhenUsed/>
   </w:style>
-  <w:style w:type="paragraph" w:styleId="MediumShading1-Accent1">
-    <w:name w:val="Medium Shading 1 Accent 1"/>
+  <w:style w:type="paragraph" w:customStyle="1" w:styleId="MediumShading1-Accent11">
+    <w:name w:val="Medium Shading 1 - Accent 11"/>
     <w:uiPriority w:val="1"/>
     <w:qFormat/>
     <w:rsid w:val="007F4DC9"/>

--- a/03. Công văn mời chuyên gia - MẪU/Công văn mời chuyên gia.docx
+++ b/03. Công văn mời chuyên gia - MẪU/Công văn mời chuyên gia.docx
@@ -1027,7 +1027,27 @@
           <w:szCs w:val="26"/>
           <w:lang w:val="vi-VN"/>
         </w:rPr>
-        <w:t>Chủ nhiệm đề tài: {{CHU_NHIEM_HO_TEN}}.</w:t>
+        <w:t xml:space="preserve">Chủ nhiệm đề tài: </w:t>
+      </w:r>
+      <w:r>
+        <w:rPr>
+          <w:rFonts w:ascii="Times New Roman" w:hAnsi="Times New Roman"/>
+          <w:spacing w:val="-2"/>
+          <w:sz w:val="26"/>
+          <w:szCs w:val="26"/>
+          <w:lang w:val="vi-VN"/>
+        </w:rPr>
+        <w:t>{{CHU_NHIEM_HO_TEN}}</w:t>
+      </w:r>
+      <w:r>
+        <w:rPr>
+          <w:rFonts w:ascii="Times New Roman" w:hAnsi="Times New Roman"/>
+          <w:spacing w:val="-2"/>
+          <w:sz w:val="26"/>
+          <w:szCs w:val="26"/>
+          <w:lang w:val="vi-VN"/>
+        </w:rPr>
+        <w:t>.</w:t>
       </w:r>
     </w:p>
     <w:p>
@@ -1054,7 +1074,27 @@
           <w:szCs w:val="26"/>
           <w:lang w:val="vi-VN"/>
         </w:rPr>
-        <w:t>Thư ký đề tài: {{THU_KY_DE_TAI}}.</w:t>
+        <w:t xml:space="preserve">Thư ký đề tài: </w:t>
+      </w:r>
+      <w:r>
+        <w:rPr>
+          <w:rFonts w:ascii="Times New Roman" w:hAnsi="Times New Roman"/>
+          <w:spacing w:val="-2"/>
+          <w:sz w:val="26"/>
+          <w:szCs w:val="26"/>
+          <w:lang w:val="vi-VN"/>
+        </w:rPr>
+        <w:t>{{THU_KY_DE_TAI}}</w:t>
+      </w:r>
+      <w:r>
+        <w:rPr>
+          <w:rFonts w:ascii="Times New Roman" w:hAnsi="Times New Roman"/>
+          <w:spacing w:val="-2"/>
+          <w:sz w:val="26"/>
+          <w:szCs w:val="26"/>
+          <w:lang w:val="vi-VN"/>
+        </w:rPr>
+        <w:t>.</w:t>
       </w:r>
     </w:p>
     <w:p>

--- a/03. Công văn mời chuyên gia - MẪU/Công văn mời chuyên gia.docx
+++ b/03. Công văn mời chuyên gia - MẪU/Công văn mời chuyên gia.docx
@@ -645,25 +645,23 @@
           <w:szCs w:val="26"/>
           <w:lang w:val="vi-VN"/>
         </w:rPr>
-        <w:t xml:space="preserve">                  </w:t>
-      </w:r>
-      <w:r>
-        <w:rPr>
-          <w:rFonts w:ascii="Times New Roman" w:hAnsi="Times New Roman"/>
-          <w:sz w:val="26"/>
-          <w:szCs w:val="26"/>
-          <w:lang w:val="vi-VN"/>
-        </w:rPr>
-        <w:t>........................................................................................................................</w:t>
-      </w:r>
-      <w:r>
-        <w:rPr>
-          <w:rFonts w:ascii="Times New Roman" w:hAnsi="Times New Roman"/>
-          <w:sz w:val="26"/>
-          <w:szCs w:val="26"/>
-          <w:lang w:val="vi-VN"/>
-        </w:rPr>
-        <w:t>.</w:t>
+        <w:t>{{CHUYEN_GIA_HO_TEN}}, {{CHUYEN_GIA_DON_VI}}.</w:t>
+      </w:r>
+      <w:r>
+        <w:rPr>
+          <w:rFonts w:ascii="Times New Roman" w:hAnsi="Times New Roman"/>
+          <w:sz w:val="26"/>
+          <w:szCs w:val="26"/>
+          <w:lang w:val="vi-VN"/>
+        </w:rPr>
+      </w:r>
+      <w:r>
+        <w:rPr>
+          <w:rFonts w:ascii="Times New Roman" w:hAnsi="Times New Roman"/>
+          <w:sz w:val="26"/>
+          <w:szCs w:val="26"/>
+          <w:lang w:val="vi-VN"/>
+        </w:rPr>
       </w:r>
     </w:p>
     <w:p>
@@ -689,7 +687,7 @@
           <w:highlight w:val="yellow"/>
           <w:lang w:val="vi-VN"/>
         </w:rPr>
-        <w:t xml:space="preserve">Suy dinh dưỡng ở trẻ em dưới 5 tuổi </w:t>
+        <w:t xml:space="preserve">[Bổ sung bối cảnh/lý do triển khai dự án tại đây] {{DON_VI_CHU_TRI}} tiến hành triển khai đề tài “{{TEN_DE_TAI}}”. </w:t>
       </w:r>
       <w:r>
         <w:rPr>
@@ -699,7 +697,6 @@
           <w:highlight w:val="yellow"/>
           <w:lang w:val="vi-VN"/>
         </w:rPr>
-        <w:t xml:space="preserve">– đặc biệt là suy dinh dưỡng thấp còi vẫn là một vấn đề sức khỏe cộng </w:t>
       </w:r>
       <w:r>
         <w:rPr>
@@ -709,7 +706,6 @@
           <w:highlight w:val="yellow"/>
           <w:lang w:val="vi-VN"/>
         </w:rPr>
-        <w:t>đồng.</w:t>
       </w:r>
       <w:r>
         <w:rPr>
@@ -719,7 +715,6 @@
           <w:highlight w:val="yellow"/>
           <w:lang w:val="vi-VN"/>
         </w:rPr>
-        <w:t xml:space="preserve"> </w:t>
       </w:r>
       <w:r>
         <w:rPr>
@@ -729,7 +724,6 @@
           <w:highlight w:val="yellow"/>
           <w:lang w:val="vi-VN"/>
         </w:rPr>
-        <w:t>M</w:t>
       </w:r>
       <w:r>
         <w:rPr>
@@ -739,7 +733,6 @@
           <w:highlight w:val="yellow"/>
           <w:lang w:val="vi-VN"/>
         </w:rPr>
-        <w:t xml:space="preserve">ột trong những </w:t>
       </w:r>
       <w:r>
         <w:rPr>
@@ -749,7 +742,6 @@
           <w:highlight w:val="yellow"/>
           <w:lang w:val="vi-VN"/>
         </w:rPr>
-        <w:t xml:space="preserve">giải pháp làm giảm tình trạng suy dinh dưỡng </w:t>
       </w:r>
       <w:r>
         <w:rPr>
@@ -759,7 +751,6 @@
           <w:highlight w:val="yellow"/>
           <w:lang w:val="vi-VN"/>
         </w:rPr>
-        <w:t xml:space="preserve">ở trẻ dưới 5 tuổi </w:t>
       </w:r>
       <w:r>
         <w:rPr>
@@ -769,7 +760,6 @@
           <w:highlight w:val="yellow"/>
           <w:lang w:val="vi-VN"/>
         </w:rPr>
-        <w:t xml:space="preserve">là sử dụng các sản phẩm bổ sung dinh dưỡng trong hệ thống trường mầm </w:t>
       </w:r>
       <w:r>
         <w:rPr>
@@ -779,7 +769,6 @@
           <w:highlight w:val="yellow"/>
           <w:lang w:val="vi-VN"/>
         </w:rPr>
-        <w:t xml:space="preserve">non. </w:t>
       </w:r>
       <w:r>
         <w:rPr>
@@ -789,7 +778,6 @@
           <w:highlight w:val="yellow"/>
           <w:lang w:val="vi-VN"/>
         </w:rPr>
-        <w:t xml:space="preserve">Nhằm đánh giá tình trạng </w:t>
       </w:r>
       <w:r>
         <w:rPr>
@@ -799,7 +787,6 @@
           <w:highlight w:val="yellow"/>
           <w:lang w:val="vi-VN"/>
         </w:rPr>
-        <w:t xml:space="preserve">suy dinh dưỡng </w:t>
       </w:r>
       <w:r>
         <w:rPr>
@@ -809,97 +796,86 @@
           <w:highlight w:val="yellow"/>
           <w:lang w:val="vi-VN"/>
         </w:rPr>
-        <w:t>ở trẻ dưới 5 tuổi</w:t>
-      </w:r>
-      <w:r>
-        <w:rPr>
-          <w:rFonts w:ascii="Times New Roman" w:hAnsi="Times New Roman"/>
-          <w:sz w:val="26"/>
-          <w:szCs w:val="26"/>
-          <w:lang w:val="vi-VN"/>
-        </w:rPr>
-        <w:t xml:space="preserve"> </w:t>
-      </w:r>
-      <w:r>
-        <w:rPr>
-          <w:rFonts w:ascii="Times New Roman" w:hAnsi="Times New Roman"/>
-          <w:sz w:val="26"/>
-          <w:szCs w:val="26"/>
-          <w:lang w:val="vi-VN"/>
-        </w:rPr>
-        <w:t xml:space="preserve">và hiệu quả của sản phẩm bổ sung dinh dưỡng </w:t>
-      </w:r>
-      <w:r>
-        <w:rPr>
-          <w:rFonts w:ascii="Times New Roman" w:hAnsi="Times New Roman"/>
-          <w:sz w:val="26"/>
-          <w:szCs w:val="26"/>
-          <w:lang w:val="vi-VN"/>
-        </w:rPr>
-        <w:t xml:space="preserve">LOF KUN </w:t>
-      </w:r>
-      <w:r>
-        <w:rPr>
-          <w:rFonts w:ascii="Times New Roman" w:hAnsi="Times New Roman"/>
-          <w:sz w:val="26"/>
-          <w:szCs w:val="26"/>
-          <w:lang w:val="vi-VN"/>
-        </w:rPr>
-        <w:t>COLOSTRUM</w:t>
-      </w:r>
-      <w:r>
-        <w:rPr>
-          <w:rFonts w:ascii="Times New Roman" w:hAnsi="Times New Roman"/>
-          <w:sz w:val="26"/>
-          <w:szCs w:val="26"/>
-          <w:lang w:val="vi-VN"/>
-        </w:rPr>
-        <w:t>,</w:t>
-      </w:r>
-      <w:r>
-        <w:rPr>
-          <w:rFonts w:ascii="Times New Roman" w:hAnsi="Times New Roman"/>
-          <w:sz w:val="26"/>
-          <w:szCs w:val="26"/>
-          <w:lang w:val="vi-VN"/>
-        </w:rPr>
-        <w:t xml:space="preserve"> </w:t>
-      </w:r>
-      <w:r>
-        <w:rPr>
-          <w:rFonts w:ascii="Times New Roman" w:hAnsi="Times New Roman"/>
-          <w:sz w:val="26"/>
-          <w:szCs w:val="26"/>
-          <w:lang w:val="vi-VN"/>
-        </w:rPr>
-        <w:t xml:space="preserve">Viện Y học ứng dụng Việt Nam </w:t>
-      </w:r>
-      <w:r>
-        <w:rPr>
-          <w:rFonts w:ascii="Times New Roman" w:hAnsi="Times New Roman"/>
-          <w:sz w:val="26"/>
-          <w:szCs w:val="26"/>
-          <w:lang w:val="vi-VN"/>
-        </w:rPr>
-        <w:t xml:space="preserve">tiến hành </w:t>
-      </w:r>
-      <w:r>
-        <w:rPr>
-          <w:rFonts w:ascii="Times New Roman" w:hAnsi="Times New Roman"/>
-          <w:sz w:val="26"/>
-          <w:szCs w:val="26"/>
-          <w:lang w:val="vi-VN"/>
-        </w:rPr>
-        <w:t xml:space="preserve">triển khai nghiên </w:t>
-      </w:r>
-      <w:r>
-        <w:rPr>
-          <w:rFonts w:ascii="Times New Roman" w:hAnsi="Times New Roman"/>
-          <w:sz w:val="26"/>
-          <w:szCs w:val="26"/>
-          <w:lang w:val="vi-VN"/>
-        </w:rPr>
-        <w:t xml:space="preserve">cứu </w:t>
+      </w:r>
+      <w:r>
+        <w:rPr>
+          <w:rFonts w:ascii="Times New Roman" w:hAnsi="Times New Roman"/>
+          <w:sz w:val="26"/>
+          <w:szCs w:val="26"/>
+          <w:lang w:val="vi-VN"/>
+        </w:rPr>
+      </w:r>
+      <w:r>
+        <w:rPr>
+          <w:rFonts w:ascii="Times New Roman" w:hAnsi="Times New Roman"/>
+          <w:sz w:val="26"/>
+          <w:szCs w:val="26"/>
+          <w:lang w:val="vi-VN"/>
+        </w:rPr>
+      </w:r>
+      <w:r>
+        <w:rPr>
+          <w:rFonts w:ascii="Times New Roman" w:hAnsi="Times New Roman"/>
+          <w:sz w:val="26"/>
+          <w:szCs w:val="26"/>
+          <w:lang w:val="vi-VN"/>
+        </w:rPr>
+      </w:r>
+      <w:r>
+        <w:rPr>
+          <w:rFonts w:ascii="Times New Roman" w:hAnsi="Times New Roman"/>
+          <w:sz w:val="26"/>
+          <w:szCs w:val="26"/>
+          <w:lang w:val="vi-VN"/>
+        </w:rPr>
+      </w:r>
+      <w:r>
+        <w:rPr>
+          <w:rFonts w:ascii="Times New Roman" w:hAnsi="Times New Roman"/>
+          <w:sz w:val="26"/>
+          <w:szCs w:val="26"/>
+          <w:lang w:val="vi-VN"/>
+        </w:rPr>
+      </w:r>
+      <w:r>
+        <w:rPr>
+          <w:rFonts w:ascii="Times New Roman" w:hAnsi="Times New Roman"/>
+          <w:sz w:val="26"/>
+          <w:szCs w:val="26"/>
+          <w:lang w:val="vi-VN"/>
+        </w:rPr>
+      </w:r>
+      <w:r>
+        <w:rPr>
+          <w:rFonts w:ascii="Times New Roman" w:hAnsi="Times New Roman"/>
+          <w:sz w:val="26"/>
+          <w:szCs w:val="26"/>
+          <w:lang w:val="vi-VN"/>
+        </w:rPr>
+      </w:r>
+      <w:r>
+        <w:rPr>
+          <w:rFonts w:ascii="Times New Roman" w:hAnsi="Times New Roman"/>
+          <w:sz w:val="26"/>
+          <w:szCs w:val="26"/>
+          <w:lang w:val="vi-VN"/>
+        </w:rPr>
+      </w:r>
+      <w:r>
+        <w:rPr>
+          <w:rFonts w:ascii="Times New Roman" w:hAnsi="Times New Roman"/>
+          <w:sz w:val="26"/>
+          <w:szCs w:val="26"/>
+          <w:lang w:val="vi-VN"/>
+        </w:rPr>
+      </w:r>
+      <w:r>
+        <w:rPr>
+          <w:rFonts w:ascii="Times New Roman" w:hAnsi="Times New Roman"/>
+          <w:sz w:val="26"/>
+          <w:szCs w:val="26"/>
+          <w:lang w:val="vi-VN"/>
+        </w:rPr>
       </w:r>
       <w:r>
         <w:rPr>
@@ -910,7 +886,6 @@
           <w:szCs w:val="26"/>
           <w:lang w:val="vi-VN"/>
         </w:rPr>
-        <w:t>“</w:t>
       </w:r>
       <w:r>
         <w:rPr>
@@ -921,7 +896,6 @@
           <w:szCs w:val="26"/>
           <w:lang w:val="vi-VN"/>
         </w:rPr>
-        <w:t>{{TEN_DE_TAI}}</w:t>
       </w:r>
       <w:r>
         <w:rPr>
@@ -932,16 +906,14 @@
           <w:szCs w:val="26"/>
           <w:lang w:val="vi-VN"/>
         </w:rPr>
-        <w:t>”</w:t>
-      </w:r>
-      <w:r>
-        <w:rPr>
-          <w:rFonts w:ascii="Times New Roman" w:hAnsi="Times New Roman"/>
-          <w:sz w:val="26"/>
-          <w:szCs w:val="26"/>
-          <w:lang w:val="vi-VN"/>
-        </w:rPr>
-        <w:t xml:space="preserve">. </w:t>
+      </w:r>
+      <w:r>
+        <w:rPr>
+          <w:rFonts w:ascii="Times New Roman" w:hAnsi="Times New Roman"/>
+          <w:sz w:val="26"/>
+          <w:szCs w:val="26"/>
+          <w:lang w:val="vi-VN"/>
+        </w:rPr>
       </w:r>
     </w:p>
     <w:p>
@@ -1119,61 +1091,55 @@
           <w:szCs w:val="26"/>
           <w:lang w:val="vi-VN"/>
         </w:rPr>
-        <w:t xml:space="preserve">Viện Y học ứng dụng Việt Nam trân trọng kính mời </w:t>
-      </w:r>
-      <w:r>
-        <w:rPr>
-          <w:rFonts w:ascii="Times New Roman" w:hAnsi="Times New Roman"/>
-          <w:sz w:val="26"/>
-          <w:szCs w:val="26"/>
-          <w:lang w:val="vi-VN"/>
-        </w:rPr>
-        <w:t>......................................</w:t>
-      </w:r>
-      <w:r>
-        <w:rPr>
-          <w:rFonts w:ascii="Times New Roman" w:hAnsi="Times New Roman"/>
-          <w:sz w:val="26"/>
-          <w:szCs w:val="26"/>
-          <w:lang w:val="vi-VN"/>
-        </w:rPr>
-        <w:t>..........</w:t>
-      </w:r>
-      <w:r>
-        <w:rPr>
-          <w:rFonts w:ascii="Times New Roman" w:hAnsi="Times New Roman"/>
-          <w:sz w:val="26"/>
-          <w:szCs w:val="26"/>
-          <w:lang w:val="vi-VN"/>
-        </w:rPr>
-        <w:t xml:space="preserve">.. </w:t>
-      </w:r>
-      <w:r>
-        <w:rPr>
-          <w:rFonts w:ascii="Times New Roman" w:hAnsi="Times New Roman"/>
-          <w:sz w:val="26"/>
-          <w:szCs w:val="26"/>
-          <w:lang w:val="vi-VN"/>
-        </w:rPr>
-        <w:t xml:space="preserve">tham gia Hội đồng khoa học xét duyệt đề cương </w:t>
-      </w:r>
-      <w:r>
-        <w:rPr>
-          <w:rFonts w:ascii="Times New Roman" w:hAnsi="Times New Roman"/>
-          <w:sz w:val="26"/>
-          <w:szCs w:val="26"/>
-          <w:lang w:val="vi-VN"/>
-        </w:rPr>
-        <w:t>và Hội đồng đạo đức nghiên cứu</w:t>
-      </w:r>
-      <w:r>
-        <w:rPr>
-          <w:rFonts w:ascii="Times New Roman" w:hAnsi="Times New Roman"/>
-          <w:sz w:val="26"/>
-          <w:szCs w:val="26"/>
-          <w:lang w:val="vi-VN"/>
-        </w:rPr>
-        <w:t>.</w:t>
+        <w:t>{{DON_VI_CHU_TRI}} trân trọng kính mời {{CHUYEN_GIA_HO_TEN}} tham gia Hội đồng khoa học xét duyệt đề cương và Hội đồng đạo đức nghiên cứu.</w:t>
+      </w:r>
+      <w:r>
+        <w:rPr>
+          <w:rFonts w:ascii="Times New Roman" w:hAnsi="Times New Roman"/>
+          <w:sz w:val="26"/>
+          <w:szCs w:val="26"/>
+          <w:lang w:val="vi-VN"/>
+        </w:rPr>
+      </w:r>
+      <w:r>
+        <w:rPr>
+          <w:rFonts w:ascii="Times New Roman" w:hAnsi="Times New Roman"/>
+          <w:sz w:val="26"/>
+          <w:szCs w:val="26"/>
+          <w:lang w:val="vi-VN"/>
+        </w:rPr>
+      </w:r>
+      <w:r>
+        <w:rPr>
+          <w:rFonts w:ascii="Times New Roman" w:hAnsi="Times New Roman"/>
+          <w:sz w:val="26"/>
+          <w:szCs w:val="26"/>
+          <w:lang w:val="vi-VN"/>
+        </w:rPr>
+      </w:r>
+      <w:r>
+        <w:rPr>
+          <w:rFonts w:ascii="Times New Roman" w:hAnsi="Times New Roman"/>
+          <w:sz w:val="26"/>
+          <w:szCs w:val="26"/>
+          <w:lang w:val="vi-VN"/>
+        </w:rPr>
+      </w:r>
+      <w:r>
+        <w:rPr>
+          <w:rFonts w:ascii="Times New Roman" w:hAnsi="Times New Roman"/>
+          <w:sz w:val="26"/>
+          <w:szCs w:val="26"/>
+          <w:lang w:val="vi-VN"/>
+        </w:rPr>
+      </w:r>
+      <w:r>
+        <w:rPr>
+          <w:rFonts w:ascii="Times New Roman" w:hAnsi="Times New Roman"/>
+          <w:sz w:val="26"/>
+          <w:szCs w:val="26"/>
+          <w:lang w:val="vi-VN"/>
+        </w:rPr>
       </w:r>
     </w:p>
     <w:p>
@@ -1242,34 +1208,31 @@
           <w:szCs w:val="26"/>
           <w:lang w:val="vi-VN"/>
         </w:rPr>
-        <w:t xml:space="preserve">Xin gửi hồ sơ nghiên cứu để </w:t>
-      </w:r>
-      <w:r>
-        <w:rPr>
-          <w:rFonts w:ascii="Times New Roman" w:hAnsi="Times New Roman"/>
-          <w:sz w:val="26"/>
-          <w:szCs w:val="26"/>
-          <w:lang w:val="vi-VN"/>
-        </w:rPr>
-        <w:t>...............................................</w:t>
-      </w:r>
-      <w:r>
-        <w:rPr>
-          <w:rFonts w:ascii="Times New Roman" w:hAnsi="Times New Roman"/>
-          <w:sz w:val="26"/>
-          <w:szCs w:val="26"/>
-          <w:lang w:val="vi-VN"/>
-        </w:rPr>
-        <w:t>...............</w:t>
-      </w:r>
-      <w:r>
-        <w:rPr>
-          <w:rFonts w:ascii="Times New Roman" w:hAnsi="Times New Roman"/>
-          <w:sz w:val="26"/>
-          <w:szCs w:val="26"/>
-          <w:lang w:val="vi-VN"/>
-        </w:rPr>
-        <w:t xml:space="preserve"> đọc và cho ý kiến đóng góp, phản biện.</w:t>
+        <w:t>Xin gửi hồ sơ nghiên cứu để {{CHUYEN_GIA_HO_TEN}} đọc và cho ý kiến đóng góp, phản biện.</w:t>
+      </w:r>
+      <w:r>
+        <w:rPr>
+          <w:rFonts w:ascii="Times New Roman" w:hAnsi="Times New Roman"/>
+          <w:sz w:val="26"/>
+          <w:szCs w:val="26"/>
+          <w:lang w:val="vi-VN"/>
+        </w:rPr>
+      </w:r>
+      <w:r>
+        <w:rPr>
+          <w:rFonts w:ascii="Times New Roman" w:hAnsi="Times New Roman"/>
+          <w:sz w:val="26"/>
+          <w:szCs w:val="26"/>
+          <w:lang w:val="vi-VN"/>
+        </w:rPr>
+      </w:r>
+      <w:r>
+        <w:rPr>
+          <w:rFonts w:ascii="Times New Roman" w:hAnsi="Times New Roman"/>
+          <w:sz w:val="26"/>
+          <w:szCs w:val="26"/>
+          <w:lang w:val="vi-VN"/>
+        </w:rPr>
       </w:r>
     </w:p>
     <w:p>
@@ -1293,7 +1256,7 @@
           <w:sz w:val="26"/>
           <w:szCs w:val="26"/>
         </w:rPr>
-        <w:t>Mọi thông tin chi tiết xin vui lòng liên hệ: Ông Lê Minh Khánh, Trung tâm nghiên cứu - Viện Y học ứng dụng Việt Nam</w:t>
+        <w:t>Mọi thông tin chi tiết xin vui lòng liên hệ: {{DAU_MOI_LIEN_HE}}.</w:t>
       </w:r>
       <w:r>
         <w:rPr>
@@ -1303,33 +1266,7 @@
           <w:sz w:val="26"/>
           <w:szCs w:val="26"/>
         </w:rPr>
-        <w:t xml:space="preserve"> (Email: </w:t>
-      </w:r>
-      <w:hyperlink r:id="rId6" w:history="1">
-        <w:r>
-          <w:rPr>
-            <w:rStyle w:val="Hyperlink"/>
-            <w:rFonts w:ascii="Times New Roman" w:hAnsi="Times New Roman"/>
-            <w:i/>
-            <w:spacing w:val="-6"/>
-            <w:sz w:val="26"/>
-            <w:szCs w:val="26"/>
-          </w:rPr>
-          <w:t>leminhkhanh@viam.vn</w:t>
-        </w:r>
-        <w:r>
-          <w:rPr>
-            <w:rStyle w:val="Hyperlink"/>
-            <w:rFonts w:ascii="Times New Roman" w:hAnsi="Times New Roman"/>
-            <w:i/>
-            <w:spacing w:val="-6"/>
-            <w:sz w:val="26"/>
-            <w:szCs w:val="26"/>
-            <w:u w:val="none"/>
-          </w:rPr>
-          <w:t xml:space="preserve"> -</w:t>
-        </w:r>
-      </w:hyperlink>
+      </w:r>
       <w:r>
         <w:rPr>
           <w:rFonts w:ascii="Times New Roman" w:hAnsi="Times New Roman"/>
@@ -1338,7 +1275,6 @@
           <w:sz w:val="26"/>
           <w:szCs w:val="26"/>
         </w:rPr>
-        <w:t xml:space="preserve"> Điện thoại: </w:t>
       </w:r>
       <w:r>
         <w:rPr>
@@ -1348,7 +1284,6 @@
           <w:sz w:val="26"/>
           <w:szCs w:val="26"/>
         </w:rPr>
-        <w:t>096</w:t>
       </w:r>
       <w:r>
         <w:rPr>
@@ -1359,7 +1294,6 @@
           <w:szCs w:val="26"/>
           <w:lang w:val="vi-VN"/>
         </w:rPr>
-        <w:t>.</w:t>
       </w:r>
       <w:r>
         <w:rPr>
@@ -1369,7 +1303,6 @@
           <w:sz w:val="26"/>
           <w:szCs w:val="26"/>
         </w:rPr>
-        <w:t>3355</w:t>
       </w:r>
       <w:r>
         <w:rPr>
@@ -1380,7 +1313,6 @@
           <w:szCs w:val="26"/>
           <w:lang w:val="vi-VN"/>
         </w:rPr>
-        <w:t>.</w:t>
       </w:r>
       <w:r>
         <w:rPr>
@@ -1390,7 +1322,6 @@
           <w:sz w:val="26"/>
           <w:szCs w:val="26"/>
         </w:rPr>
-        <w:t xml:space="preserve">652). </w:t>
       </w:r>
     </w:p>
     <w:p>
